--- a/people-lead/word/ana/00-ficha.docx
+++ b/people-lead/word/ana/00-ficha.docx
@@ -12,7 +12,7 @@
           <w:color w:val="1F3A5F"/>
           <w:sz w:val="40"/>
         </w:rPr>
-        <w:t>Ana — ficha</w:t>
+        <w:t>Ana Karina — ficha</w:t>
       </w:r>
     </w:p>
     <w:p>
@@ -22,7 +22,7 @@
           <w:color w:val="555555"/>
           <w:sz w:val="22"/>
         </w:rPr>
-        <w:t>Ana · People Lead · documento editável</w:t>
+        <w:t>Ana Karina · People Lead · documento editável</w:t>
       </w:r>
     </w:p>
     <w:p/>
@@ -146,7 +146,7 @@
               <w:rPr>
                 <w:sz w:val="20"/>
               </w:rPr>
-              <w:t>Ana</w:t>
+              <w:t>Ana Karina</w:t>
             </w:r>
           </w:p>
         </w:tc>
@@ -243,7 +243,32 @@
               <w:rPr>
                 <w:sz w:val="20"/>
               </w:rPr>
-              <w:t>Cliente (cadastro informado)</w:t>
+              <w:t>Cliente / projeto</w:t>
+            </w:r>
+          </w:p>
+        </w:tc>
+        <w:tc>
+          <w:tcPr>
+            <w:tcW w:type="dxa" w:w="3249"/>
+          </w:tcPr>
+          <w:p>
+            <w:r>
+              <w:rPr>
+                <w:sz w:val="20"/>
+              </w:rPr>
+            </w:r>
+            <w:r>
+              <w:rPr>
+                <w:b/>
+                <w:sz w:val="20"/>
+              </w:rPr>
+              <w:t>BANCO BRADESCO</w:t>
+            </w:r>
+            <w:r>
+              <w:rPr>
+                <w:sz w:val="20"/>
+              </w:rPr>
+              <w:t xml:space="preserve"> — app nativo novo (Kotlin / Android)</w:t>
             </w:r>
           </w:p>
         </w:tc>
@@ -261,7 +286,111 @@
               <w:rPr>
                 <w:sz w:val="20"/>
               </w:rPr>
-              <w:t>MAPFRE</w:t>
+              <w:t>2026-08-24</w:t>
+            </w:r>
+          </w:p>
+        </w:tc>
+      </w:tr>
+      <w:tr>
+        <w:tc>
+          <w:tcPr>
+            <w:tcW w:type="dxa" w:w="3249"/>
+            <w:shd w:fill="F3F6FA" w:val="clear"/>
+          </w:tcPr>
+          <w:p>
+            <w:r>
+              <w:rPr>
+                <w:sz w:val="20"/>
+              </w:rPr>
+            </w:r>
+            <w:r>
+              <w:rPr>
+                <w:sz w:val="20"/>
+              </w:rPr>
+              <w:t>Gestor no projeto</w:t>
+            </w:r>
+          </w:p>
+        </w:tc>
+        <w:tc>
+          <w:tcPr>
+            <w:tcW w:type="dxa" w:w="3249"/>
+            <w:shd w:fill="F3F6FA" w:val="clear"/>
+          </w:tcPr>
+          <w:p>
+            <w:r>
+              <w:rPr>
+                <w:sz w:val="20"/>
+              </w:rPr>
+            </w:r>
+            <w:r>
+              <w:rPr>
+                <w:sz w:val="20"/>
+              </w:rPr>
+              <w:t xml:space="preserve">Rafael — </w:t>
+            </w:r>
+            <w:r>
+              <w:rPr>
+                <w:b/>
+                <w:sz w:val="20"/>
+              </w:rPr>
+              <w:t>confirmar e-mail / sobrenome</w:t>
+            </w:r>
+          </w:p>
+        </w:tc>
+        <w:tc>
+          <w:tcPr>
+            <w:tcW w:type="dxa" w:w="3249"/>
+            <w:shd w:fill="F3F6FA" w:val="clear"/>
+          </w:tcPr>
+          <w:p>
+            <w:r>
+              <w:rPr>
+                <w:sz w:val="20"/>
+              </w:rPr>
+            </w:r>
+            <w:r>
+              <w:rPr>
+                <w:sz w:val="20"/>
+              </w:rPr>
+              <w:t>2026-07-28</w:t>
+            </w:r>
+          </w:p>
+        </w:tc>
+      </w:tr>
+      <w:tr>
+        <w:tc>
+          <w:tcPr>
+            <w:tcW w:type="dxa" w:w="3249"/>
+          </w:tcPr>
+          <w:p>
+            <w:r>
+              <w:rPr>
+                <w:sz w:val="20"/>
+              </w:rPr>
+            </w:r>
+            <w:r>
+              <w:rPr>
+                <w:sz w:val="20"/>
+              </w:rPr>
+              <w:t>People Lead</w:t>
+            </w:r>
+          </w:p>
+        </w:tc>
+        <w:tc>
+          <w:tcPr>
+            <w:tcW w:type="dxa" w:w="3249"/>
+          </w:tcPr>
+          <w:p>
+            <w:r>
+              <w:rPr>
+                <w:sz w:val="20"/>
+              </w:rPr>
+            </w:r>
+            <w:r>
+              <w:rPr>
+                <w:sz w:val="20"/>
+              </w:rPr>
+              <w:t>Jônatas (desde jul/2026; anterior: Paula)</w:t>
             </w:r>
           </w:p>
         </w:tc>
@@ -300,7 +429,7 @@
               <w:rPr>
                 <w:sz w:val="20"/>
               </w:rPr>
-              <w:t>Cliente (relato na 1:1)</w:t>
+              <w:t>CA anterior</w:t>
             </w:r>
           </w:p>
         </w:tc>
@@ -317,10 +446,9 @@
             </w:r>
             <w:r>
               <w:rPr>
-                <w:b/>
                 <w:sz w:val="20"/>
               </w:rPr>
-              <w:t>Bradesco — app nativo novo, Kotlin / Android</w:t>
+              <w:t>Paula (chegou a ter 70 → 120 → 200 pessoas; 1:1 ~bimestral, mas planejamento de trimestre/semestre/ano)</w:t>
             </w:r>
           </w:p>
         </w:tc>
@@ -359,7 +487,7 @@
               <w:rPr>
                 <w:sz w:val="20"/>
               </w:rPr>
-              <w:t>Gestor no projeto</w:t>
+              <w:t>Base</w:t>
             </w:r>
           </w:p>
         </w:tc>
@@ -377,7 +505,7 @@
               <w:rPr>
                 <w:sz w:val="20"/>
               </w:rPr>
-              <w:t>Rafael</w:t>
+              <w:t>Recife</w:t>
             </w:r>
           </w:p>
         </w:tc>
@@ -416,7 +544,7 @@
               <w:rPr>
                 <w:sz w:val="20"/>
               </w:rPr>
-              <w:t>People Lead</w:t>
+              <w:t>Na Avanade desde</w:t>
             </w:r>
           </w:p>
         </w:tc>
@@ -435,7 +563,20 @@
               <w:rPr>
                 <w:sz w:val="20"/>
               </w:rPr>
-              <w:t>Jônatas (desde jul/2026; anterior: Paula)</w:t>
+              <w:t xml:space="preserve">jun/jul 2025, via </w:t>
+            </w:r>
+            <w:r>
+              <w:rPr>
+                <w:b/>
+                <w:sz w:val="20"/>
+              </w:rPr>
+              <w:t>Decola Tech</w:t>
+            </w:r>
+            <w:r>
+              <w:rPr>
+                <w:sz w:val="20"/>
+              </w:rPr>
+              <w:t xml:space="preserve"> (entrada de estagiários)</w:t>
             </w:r>
           </w:p>
         </w:tc>
@@ -474,7 +615,7 @@
               <w:rPr>
                 <w:sz w:val="20"/>
               </w:rPr>
-              <w:t>CA anterior</w:t>
+              <w:t>Formação</w:t>
             </w:r>
           </w:p>
         </w:tc>
@@ -492,7 +633,20 @@
               <w:rPr>
                 <w:sz w:val="20"/>
               </w:rPr>
-              <w:t>Paula (chegou a ter 70 → 120 → 200 pessoas; 1:1 ~bimestral, mas planejamento de trimestre/semestre/ano)</w:t>
+              <w:t xml:space="preserve">Faculdade </w:t>
+            </w:r>
+            <w:r>
+              <w:rPr>
+                <w:b/>
+                <w:sz w:val="20"/>
+              </w:rPr>
+              <w:t>presencial</w:t>
+            </w:r>
+            <w:r>
+              <w:rPr>
+                <w:sz w:val="20"/>
+              </w:rPr>
+              <w:t xml:space="preserve"> em andamento (tempo é o recurso escasso)</w:t>
             </w:r>
           </w:p>
         </w:tc>
@@ -531,7 +685,7 @@
               <w:rPr>
                 <w:sz w:val="20"/>
               </w:rPr>
-              <w:t>Base</w:t>
+              <w:t>Inglês</w:t>
             </w:r>
           </w:p>
         </w:tc>
@@ -550,7 +704,20 @@
               <w:rPr>
                 <w:sz w:val="20"/>
               </w:rPr>
-              <w:t>Recife</w:t>
+              <w:t xml:space="preserve">goFluent: evolução </w:t>
+            </w:r>
+            <w:r>
+              <w:rPr>
+                <w:b/>
+                <w:sz w:val="20"/>
+              </w:rPr>
+              <w:t>B2 → C1+</w:t>
+            </w:r>
+            <w:r>
+              <w:rPr>
+                <w:sz w:val="20"/>
+              </w:rPr>
+              <w:t xml:space="preserve"> desde a entrada</w:t>
             </w:r>
           </w:p>
         </w:tc>
@@ -589,7 +756,7 @@
               <w:rPr>
                 <w:sz w:val="20"/>
               </w:rPr>
-              <w:t>Na Avanade desde</w:t>
+              <w:t>1:1 cadência</w:t>
             </w:r>
           </w:p>
         </w:tc>
@@ -607,20 +774,7 @@
               <w:rPr>
                 <w:sz w:val="20"/>
               </w:rPr>
-              <w:t xml:space="preserve">jun/jul 2025, via </w:t>
-            </w:r>
-            <w:r>
-              <w:rPr>
-                <w:b/>
-                <w:sz w:val="20"/>
-              </w:rPr>
-              <w:t>Decola Tech</w:t>
-            </w:r>
-            <w:r>
-              <w:rPr>
-                <w:sz w:val="20"/>
-              </w:rPr>
-              <w:t xml:space="preserve"> (entrada de estagiários)</w:t>
+              <w:t>Mensal (combinado na call 1; com a Paula era ~2 meses)</w:t>
             </w:r>
           </w:p>
         </w:tc>
@@ -659,7 +813,7 @@
               <w:rPr>
                 <w:sz w:val="20"/>
               </w:rPr>
-              <w:t>Formação</w:t>
+              <w:t>Próxima 1:1</w:t>
             </w:r>
           </w:p>
         </w:tc>
@@ -667,204 +821,6 @@
           <w:tcPr>
             <w:tcW w:type="dxa" w:w="3249"/>
             <w:shd w:fill="F3F6FA" w:val="clear"/>
-          </w:tcPr>
-          <w:p>
-            <w:r>
-              <w:rPr>
-                <w:sz w:val="20"/>
-              </w:rPr>
-            </w:r>
-            <w:r>
-              <w:rPr>
-                <w:sz w:val="20"/>
-              </w:rPr>
-              <w:t xml:space="preserve">Faculdade </w:t>
-            </w:r>
-            <w:r>
-              <w:rPr>
-                <w:b/>
-                <w:sz w:val="20"/>
-              </w:rPr>
-              <w:t>presencial</w:t>
-            </w:r>
-            <w:r>
-              <w:rPr>
-                <w:sz w:val="20"/>
-              </w:rPr>
-              <w:t xml:space="preserve"> em andamento (tempo é o recurso escasso)</w:t>
-            </w:r>
-          </w:p>
-        </w:tc>
-        <w:tc>
-          <w:tcPr>
-            <w:tcW w:type="dxa" w:w="3249"/>
-            <w:shd w:fill="F3F6FA" w:val="clear"/>
-          </w:tcPr>
-          <w:p>
-            <w:r>
-              <w:rPr>
-                <w:sz w:val="20"/>
-              </w:rPr>
-            </w:r>
-            <w:r>
-              <w:rPr>
-                <w:sz w:val="20"/>
-              </w:rPr>
-              <w:t>2026-07-28</w:t>
-            </w:r>
-          </w:p>
-        </w:tc>
-      </w:tr>
-      <w:tr>
-        <w:tc>
-          <w:tcPr>
-            <w:tcW w:type="dxa" w:w="3249"/>
-          </w:tcPr>
-          <w:p>
-            <w:r>
-              <w:rPr>
-                <w:sz w:val="20"/>
-              </w:rPr>
-            </w:r>
-            <w:r>
-              <w:rPr>
-                <w:sz w:val="20"/>
-              </w:rPr>
-              <w:t>Inglês</w:t>
-            </w:r>
-          </w:p>
-        </w:tc>
-        <w:tc>
-          <w:tcPr>
-            <w:tcW w:type="dxa" w:w="3249"/>
-          </w:tcPr>
-          <w:p>
-            <w:r>
-              <w:rPr>
-                <w:sz w:val="20"/>
-              </w:rPr>
-            </w:r>
-            <w:r>
-              <w:rPr>
-                <w:sz w:val="20"/>
-              </w:rPr>
-              <w:t xml:space="preserve">goFluent: evolução </w:t>
-            </w:r>
-            <w:r>
-              <w:rPr>
-                <w:b/>
-                <w:sz w:val="20"/>
-              </w:rPr>
-              <w:t>B2 → C1+</w:t>
-            </w:r>
-            <w:r>
-              <w:rPr>
-                <w:sz w:val="20"/>
-              </w:rPr>
-              <w:t xml:space="preserve"> desde a entrada</w:t>
-            </w:r>
-          </w:p>
-        </w:tc>
-        <w:tc>
-          <w:tcPr>
-            <w:tcW w:type="dxa" w:w="3249"/>
-          </w:tcPr>
-          <w:p>
-            <w:r>
-              <w:rPr>
-                <w:sz w:val="20"/>
-              </w:rPr>
-            </w:r>
-            <w:r>
-              <w:rPr>
-                <w:sz w:val="20"/>
-              </w:rPr>
-              <w:t>2026-07-28</w:t>
-            </w:r>
-          </w:p>
-        </w:tc>
-      </w:tr>
-      <w:tr>
-        <w:tc>
-          <w:tcPr>
-            <w:tcW w:type="dxa" w:w="3249"/>
-            <w:shd w:fill="F3F6FA" w:val="clear"/>
-          </w:tcPr>
-          <w:p>
-            <w:r>
-              <w:rPr>
-                <w:sz w:val="20"/>
-              </w:rPr>
-            </w:r>
-            <w:r>
-              <w:rPr>
-                <w:sz w:val="20"/>
-              </w:rPr>
-              <w:t>1:1 cadência</w:t>
-            </w:r>
-          </w:p>
-        </w:tc>
-        <w:tc>
-          <w:tcPr>
-            <w:tcW w:type="dxa" w:w="3249"/>
-            <w:shd w:fill="F3F6FA" w:val="clear"/>
-          </w:tcPr>
-          <w:p>
-            <w:r>
-              <w:rPr>
-                <w:sz w:val="20"/>
-              </w:rPr>
-            </w:r>
-            <w:r>
-              <w:rPr>
-                <w:sz w:val="20"/>
-              </w:rPr>
-              <w:t>Mensal (combinado na call 1; com a Paula era ~2 meses)</w:t>
-            </w:r>
-          </w:p>
-        </w:tc>
-        <w:tc>
-          <w:tcPr>
-            <w:tcW w:type="dxa" w:w="3249"/>
-            <w:shd w:fill="F3F6FA" w:val="clear"/>
-          </w:tcPr>
-          <w:p>
-            <w:r>
-              <w:rPr>
-                <w:sz w:val="20"/>
-              </w:rPr>
-            </w:r>
-            <w:r>
-              <w:rPr>
-                <w:sz w:val="20"/>
-              </w:rPr>
-              <w:t>2026-07-28</w:t>
-            </w:r>
-          </w:p>
-        </w:tc>
-      </w:tr>
-      <w:tr>
-        <w:tc>
-          <w:tcPr>
-            <w:tcW w:type="dxa" w:w="3249"/>
-          </w:tcPr>
-          <w:p>
-            <w:r>
-              <w:rPr>
-                <w:sz w:val="20"/>
-              </w:rPr>
-            </w:r>
-            <w:r>
-              <w:rPr>
-                <w:sz w:val="20"/>
-              </w:rPr>
-              <w:t>Próxima 1:1</w:t>
-            </w:r>
-          </w:p>
-        </w:tc>
-        <w:tc>
-          <w:tcPr>
-            <w:tcW w:type="dxa" w:w="3249"/>
           </w:tcPr>
           <w:p>
             <w:r>
@@ -890,6 +846,7 @@
         <w:tc>
           <w:tcPr>
             <w:tcW w:type="dxa" w:w="3249"/>
+            <w:shd w:fill="F3F6FA" w:val="clear"/>
           </w:tcPr>
           <w:p>
             <w:r>
@@ -910,42 +867,28 @@
     <w:p/>
     <w:p>
       <w:pPr>
-        <w:pStyle w:val="Heading2"/>
+        <w:ind w:left="425"/>
       </w:pPr>
       <w:r>
-        <w:t>Atenção: divergência de cliente</w:t>
-      </w:r>
-    </w:p>
-    <w:p>
-      <w:r>
-        <w:t xml:space="preserve">No material de cargo consta </w:t>
+        <w:rPr>
+          <w:i/>
+          <w:color w:val="444444"/>
+        </w:rPr>
+        <w:t xml:space="preserve">Correção 24/08: cliente oficial é </w:t>
       </w:r>
       <w:r>
         <w:rPr>
           <w:b/>
+          <w:color w:val="444444"/>
         </w:rPr>
-        <w:t>MAPFRE</w:t>
-      </w:r>
-      <w:r>
-        <w:t xml:space="preserve">. Na 1:1 ela descreveu atuação no </w:t>
+        <w:t>BANCO BRADESCO</w:t>
       </w:r>
       <w:r>
         <w:rPr>
-          <w:b/>
+          <w:i/>
+          <w:color w:val="444444"/>
         </w:rPr>
-        <w:t>Bradesco</w:t>
-      </w:r>
-      <w:r>
-        <w:t xml:space="preserve"> (app novo, Kotlin, nativo Android; iOS na outra metade da equipe). </w:t>
-      </w:r>
-      <w:r>
-        <w:rPr>
-          <w:b/>
-        </w:rPr>
-        <w:t>Confirmar na 1:1 #2</w:t>
-      </w:r>
-      <w:r>
-        <w:t xml:space="preserve"> e corrigir a ficha. Staffing, avaliação e People Lead errado de cliente geram avaliação no lugar errado.</w:t>
+        <w:t>. Não confundir com Andressa Silva (MAPFRE).</w:t>
       </w:r>
     </w:p>
     <w:p>
@@ -958,7 +901,16 @@
     </w:p>
     <w:p>
       <w:r>
-        <w:t xml:space="preserve">Ana é Associate recém-chegada (1 ano em jun/jul 2026), ainda na faculdade, com energia alta e projeto que ela gosta. O crescimento dela está </w:t>
+        <w:t xml:space="preserve">Ana Karina é Associate recém-chegada (1 ano em jun/jul 2026), ainda na faculdade, com energia alta e projeto que ela gosta no </w:t>
+      </w:r>
+      <w:r>
+        <w:rPr>
+          <w:b/>
+        </w:rPr>
+        <w:t>Bradesco</w:t>
+      </w:r>
+      <w:r>
+        <w:t xml:space="preserve">. O crescimento dela está </w:t>
       </w:r>
       <w:r>
         <w:rPr>
@@ -972,7 +924,7 @@
     </w:p>
     <w:p>
       <w:r>
-        <w:t xml:space="preserve">O risco dela é o oposto do da Andressa: </w:t>
+        <w:t xml:space="preserve">O risco dela é o oposto do da Andressa Silva: </w:t>
       </w:r>
       <w:r>
         <w:rPr>
@@ -1048,15 +1000,7 @@
         <w:rPr>
           <w:b/>
         </w:rPr>
-        <w:t>Hoje — app nativo (Kotlin / Android)</w:t>
-      </w:r>
-    </w:p>
-    <w:p>
-      <w:pPr>
-        <w:pStyle w:val="ListBullet"/>
-      </w:pPr>
-      <w:r>
-        <w:t>Cliente no relato: Bradesco, app novo.</w:t>
+        <w:t>Hoje — BANCO BRADESCO, app nativo (Kotlin / Android)</w:t>
       </w:r>
     </w:p>
     <w:p>
@@ -1384,7 +1328,7 @@
               <w:rPr>
                 <w:sz w:val="20"/>
               </w:rPr>
-              <w:t>Cliente MAPFRE vs Bradesco</w:t>
+              <w:t>Associate ~1 ano</w:t>
             </w:r>
           </w:p>
         </w:tc>
@@ -1402,7 +1346,7 @@
               <w:rPr>
                 <w:sz w:val="20"/>
               </w:rPr>
-              <w:t>Avaliação pode ir para o contrato errado</w:t>
+              <w:t>Promoção cedo precisa de evidência excepcional</w:t>
             </w:r>
           </w:p>
         </w:tc>
@@ -1420,7 +1364,7 @@
               <w:rPr>
                 <w:sz w:val="20"/>
               </w:rPr>
-              <w:t>Confirmar e corrigir agora</w:t>
+              <w:t>Não inflar expectativa; montar caso Analyst para FY27 se o ano estiver sólido</w:t>
             </w:r>
           </w:p>
         </w:tc>
@@ -1441,7 +1385,7 @@
               <w:rPr>
                 <w:sz w:val="20"/>
               </w:rPr>
-              <w:t>Associate ~1 ano</w:t>
+              <w:t>Swift sem Mac / sem alocação iOS</w:t>
             </w:r>
           </w:p>
         </w:tc>
@@ -1460,7 +1404,7 @@
               <w:rPr>
                 <w:sz w:val="20"/>
               </w:rPr>
-              <w:t>Promoção cedo precisa de evidência excepcional</w:t>
+              <w:t>Prioridade romântica</w:t>
             </w:r>
           </w:p>
         </w:tc>
@@ -1468,62 +1412,6 @@
           <w:tcPr>
             <w:tcW w:type="dxa" w:w="3249"/>
             <w:shd w:fill="F3F6FA" w:val="clear"/>
-          </w:tcPr>
-          <w:p>
-            <w:r>
-              <w:rPr>
-                <w:sz w:val="20"/>
-              </w:rPr>
-            </w:r>
-            <w:r>
-              <w:rPr>
-                <w:sz w:val="20"/>
-              </w:rPr>
-              <w:t>Não inflar expectativa; montar caso Analyst para FY27 se o ano estiver sólido</w:t>
-            </w:r>
-          </w:p>
-        </w:tc>
-      </w:tr>
-      <w:tr>
-        <w:tc>
-          <w:tcPr>
-            <w:tcW w:type="dxa" w:w="3249"/>
-          </w:tcPr>
-          <w:p>
-            <w:r>
-              <w:rPr>
-                <w:sz w:val="20"/>
-              </w:rPr>
-            </w:r>
-            <w:r>
-              <w:rPr>
-                <w:sz w:val="20"/>
-              </w:rPr>
-              <w:t>Swift sem Mac / sem alocação iOS</w:t>
-            </w:r>
-          </w:p>
-        </w:tc>
-        <w:tc>
-          <w:tcPr>
-            <w:tcW w:type="dxa" w:w="3249"/>
-          </w:tcPr>
-          <w:p>
-            <w:r>
-              <w:rPr>
-                <w:sz w:val="20"/>
-              </w:rPr>
-            </w:r>
-            <w:r>
-              <w:rPr>
-                <w:sz w:val="20"/>
-              </w:rPr>
-              <w:t>Prioridade romântica</w:t>
-            </w:r>
-          </w:p>
-        </w:tc>
-        <w:tc>
-          <w:tcPr>
-            <w:tcW w:type="dxa" w:w="3249"/>
           </w:tcPr>
           <w:p>
             <w:r>
@@ -1544,7 +1432,6 @@
         <w:tc>
           <w:tcPr>
             <w:tcW w:type="dxa" w:w="3249"/>
-            <w:shd w:fill="F3F6FA" w:val="clear"/>
           </w:tcPr>
           <w:p>
             <w:r>
@@ -1563,7 +1450,6 @@
         <w:tc>
           <w:tcPr>
             <w:tcW w:type="dxa" w:w="3249"/>
-            <w:shd w:fill="F3F6FA" w:val="clear"/>
           </w:tcPr>
           <w:p>
             <w:r>
@@ -1582,7 +1468,6 @@
         <w:tc>
           <w:tcPr>
             <w:tcW w:type="dxa" w:w="3249"/>
-            <w:shd w:fill="F3F6FA" w:val="clear"/>
           </w:tcPr>
           <w:p>
             <w:r>
@@ -1627,7 +1512,7 @@
         <w:pStyle w:val="ListBullet"/>
       </w:pPr>
       <w:r>
-        <w:t>☐ Cliente oficial: MAPFRE ou Bradesco (e o nome do app)</w:t>
+        <w:t>☐ Nome oficial do app / contrato no Bradesco</w:t>
       </w:r>
     </w:p>
     <w:p>

--- a/people-lead/word/ana/00-ficha.docx
+++ b/people-lead/word/ana/00-ficha.docx
@@ -144,9 +144,10 @@
             </w:r>
             <w:r>
               <w:rPr>
+                <w:b/>
                 <w:sz w:val="20"/>
               </w:rPr>
-              <w:t>Ana Karina</w:t>
+              <w:t>Ana Karina Caetano Dos Santos Marques</w:t>
             </w:r>
           </w:p>
         </w:tc>
@@ -164,7 +165,7 @@
               <w:rPr>
                 <w:sz w:val="20"/>
               </w:rPr>
-              <w:t>2026-08-24</w:t>
+              <w:t>2026-08-28</w:t>
             </w:r>
           </w:p>
         </w:tc>
@@ -204,7 +205,14 @@
               <w:rPr>
                 <w:sz w:val="20"/>
               </w:rPr>
-              <w:t>Associate, Mobile &amp; Device Dev</w:t>
+              <w:t xml:space="preserve">Associate, Mobile &amp; Device Dev · </w:t>
+            </w:r>
+            <w:r>
+              <w:rPr>
+                <w:b/>
+                <w:sz w:val="20"/>
+              </w:rPr>
+              <w:t>12-Associate</w:t>
             </w:r>
           </w:p>
         </w:tc>
@@ -223,7 +231,7 @@
               <w:rPr>
                 <w:sz w:val="20"/>
               </w:rPr>
-              <w:t>2026-07-28</w:t>
+              <w:t>2026-08-28</w:t>
             </w:r>
           </w:p>
         </w:tc>
@@ -337,16 +345,253 @@
             </w:r>
             <w:r>
               <w:rPr>
+                <w:b/>
                 <w:sz w:val="20"/>
               </w:rPr>
-              <w:t xml:space="preserve">Rafael — </w:t>
+              <w:t>Rafael Coloda</w:t>
+            </w:r>
+            <w:r>
+              <w:rPr>
+                <w:sz w:val="20"/>
+              </w:rPr>
+              <w:t xml:space="preserve"> — rafael.coloda@avanade.com</w:t>
+            </w:r>
+          </w:p>
+        </w:tc>
+        <w:tc>
+          <w:tcPr>
+            <w:tcW w:type="dxa" w:w="3249"/>
+            <w:shd w:fill="F3F6FA" w:val="clear"/>
+          </w:tcPr>
+          <w:p>
+            <w:r>
+              <w:rPr>
+                <w:sz w:val="20"/>
+              </w:rPr>
+            </w:r>
+            <w:r>
+              <w:rPr>
+                <w:sz w:val="20"/>
+              </w:rPr>
+              <w:t>2026-08-28</w:t>
+            </w:r>
+          </w:p>
+        </w:tc>
+      </w:tr>
+      <w:tr>
+        <w:tc>
+          <w:tcPr>
+            <w:tcW w:type="dxa" w:w="3249"/>
+          </w:tcPr>
+          <w:p>
+            <w:r>
+              <w:rPr>
+                <w:sz w:val="20"/>
+              </w:rPr>
+            </w:r>
+            <w:r>
+              <w:rPr>
+                <w:sz w:val="20"/>
+              </w:rPr>
+              <w:t>Alocação</w:t>
+            </w:r>
+          </w:p>
+        </w:tc>
+        <w:tc>
+          <w:tcPr>
+            <w:tcW w:type="dxa" w:w="3249"/>
+          </w:tcPr>
+          <w:p>
+            <w:r>
+              <w:rPr>
+                <w:sz w:val="20"/>
+              </w:rPr>
+            </w:r>
+            <w:r>
+              <w:rPr>
+                <w:sz w:val="20"/>
+              </w:rPr>
+              <w:t>01/04/2026 → 01/04/2027</w:t>
+            </w:r>
+          </w:p>
+        </w:tc>
+        <w:tc>
+          <w:tcPr>
+            <w:tcW w:type="dxa" w:w="3249"/>
+          </w:tcPr>
+          <w:p>
+            <w:r>
+              <w:rPr>
+                <w:sz w:val="20"/>
+              </w:rPr>
+            </w:r>
+            <w:r>
+              <w:rPr>
+                <w:sz w:val="20"/>
+              </w:rPr>
+              <w:t>2026-08-28</w:t>
+            </w:r>
+          </w:p>
+        </w:tc>
+      </w:tr>
+      <w:tr>
+        <w:tc>
+          <w:tcPr>
+            <w:tcW w:type="dxa" w:w="3249"/>
+            <w:shd w:fill="F3F6FA" w:val="clear"/>
+          </w:tcPr>
+          <w:p>
+            <w:r>
+              <w:rPr>
+                <w:sz w:val="20"/>
+              </w:rPr>
+            </w:r>
+            <w:r>
+              <w:rPr>
+                <w:sz w:val="20"/>
+              </w:rPr>
+              <w:t>Liderança técnica (Avanade)</w:t>
+            </w:r>
+          </w:p>
+        </w:tc>
+        <w:tc>
+          <w:tcPr>
+            <w:tcW w:type="dxa" w:w="3249"/>
+            <w:shd w:fill="F3F6FA" w:val="clear"/>
+          </w:tcPr>
+          <w:p>
+            <w:r>
+              <w:rPr>
+                <w:sz w:val="20"/>
+              </w:rPr>
             </w:r>
             <w:r>
               <w:rPr>
                 <w:b/>
                 <w:sz w:val="20"/>
               </w:rPr>
-              <w:t>confirmar e-mail / sobrenome</w:t>
+              <w:t>Jessica</w:t>
+            </w:r>
+            <w:r>
+              <w:rPr>
+                <w:sz w:val="20"/>
+              </w:rPr>
+              <w:t xml:space="preserve"> — revisor de feedback sugerido; mais próxima tecnicamente</w:t>
+            </w:r>
+          </w:p>
+        </w:tc>
+        <w:tc>
+          <w:tcPr>
+            <w:tcW w:type="dxa" w:w="3249"/>
+            <w:shd w:fill="F3F6FA" w:val="clear"/>
+          </w:tcPr>
+          <w:p>
+            <w:r>
+              <w:rPr>
+                <w:sz w:val="20"/>
+              </w:rPr>
+            </w:r>
+            <w:r>
+              <w:rPr>
+                <w:sz w:val="20"/>
+              </w:rPr>
+              <w:t>2026-08-28</w:t>
+            </w:r>
+          </w:p>
+        </w:tc>
+      </w:tr>
+      <w:tr>
+        <w:tc>
+          <w:tcPr>
+            <w:tcW w:type="dxa" w:w="3249"/>
+          </w:tcPr>
+          <w:p>
+            <w:r>
+              <w:rPr>
+                <w:sz w:val="20"/>
+              </w:rPr>
+            </w:r>
+            <w:r>
+              <w:rPr>
+                <w:sz w:val="20"/>
+              </w:rPr>
+              <w:t>People Lead</w:t>
+            </w:r>
+          </w:p>
+        </w:tc>
+        <w:tc>
+          <w:tcPr>
+            <w:tcW w:type="dxa" w:w="3249"/>
+          </w:tcPr>
+          <w:p>
+            <w:r>
+              <w:rPr>
+                <w:sz w:val="20"/>
+              </w:rPr>
+            </w:r>
+            <w:r>
+              <w:rPr>
+                <w:sz w:val="20"/>
+              </w:rPr>
+              <w:t>Jônatas (desde jul/2026; anterior: Paula)</w:t>
+            </w:r>
+          </w:p>
+        </w:tc>
+        <w:tc>
+          <w:tcPr>
+            <w:tcW w:type="dxa" w:w="3249"/>
+          </w:tcPr>
+          <w:p>
+            <w:r>
+              <w:rPr>
+                <w:sz w:val="20"/>
+              </w:rPr>
+            </w:r>
+            <w:r>
+              <w:rPr>
+                <w:sz w:val="20"/>
+              </w:rPr>
+              <w:t>2026-07-28</w:t>
+            </w:r>
+          </w:p>
+        </w:tc>
+      </w:tr>
+      <w:tr>
+        <w:tc>
+          <w:tcPr>
+            <w:tcW w:type="dxa" w:w="3249"/>
+            <w:shd w:fill="F3F6FA" w:val="clear"/>
+          </w:tcPr>
+          <w:p>
+            <w:r>
+              <w:rPr>
+                <w:sz w:val="20"/>
+              </w:rPr>
+            </w:r>
+            <w:r>
+              <w:rPr>
+                <w:sz w:val="20"/>
+              </w:rPr>
+              <w:t>CA anterior</w:t>
+            </w:r>
+          </w:p>
+        </w:tc>
+        <w:tc>
+          <w:tcPr>
+            <w:tcW w:type="dxa" w:w="3249"/>
+            <w:shd w:fill="F3F6FA" w:val="clear"/>
+          </w:tcPr>
+          <w:p>
+            <w:r>
+              <w:rPr>
+                <w:sz w:val="20"/>
+              </w:rPr>
+            </w:r>
+            <w:r>
+              <w:rPr>
+                <w:sz w:val="20"/>
+              </w:rPr>
+              <w:t>Paula (chegou a ter 70 → 120 → 200 pessoas; 1:1 ~bimestral, mas planejamento de trimestre/semestre/ano)</w:t>
             </w:r>
           </w:p>
         </w:tc>
@@ -385,7 +630,392 @@
               <w:rPr>
                 <w:sz w:val="20"/>
               </w:rPr>
-              <w:t>Liderança técnica (Avanade)</w:t>
+              <w:t>Base</w:t>
+            </w:r>
+          </w:p>
+        </w:tc>
+        <w:tc>
+          <w:tcPr>
+            <w:tcW w:type="dxa" w:w="3249"/>
+          </w:tcPr>
+          <w:p>
+            <w:r>
+              <w:rPr>
+                <w:sz w:val="20"/>
+              </w:rPr>
+            </w:r>
+            <w:r>
+              <w:rPr>
+                <w:sz w:val="20"/>
+              </w:rPr>
+              <w:t>Recife</w:t>
+            </w:r>
+          </w:p>
+        </w:tc>
+        <w:tc>
+          <w:tcPr>
+            <w:tcW w:type="dxa" w:w="3249"/>
+          </w:tcPr>
+          <w:p>
+            <w:r>
+              <w:rPr>
+                <w:sz w:val="20"/>
+              </w:rPr>
+            </w:r>
+            <w:r>
+              <w:rPr>
+                <w:sz w:val="20"/>
+              </w:rPr>
+              <w:t>2026-07-28</w:t>
+            </w:r>
+          </w:p>
+        </w:tc>
+      </w:tr>
+      <w:tr>
+        <w:tc>
+          <w:tcPr>
+            <w:tcW w:type="dxa" w:w="3249"/>
+            <w:shd w:fill="F3F6FA" w:val="clear"/>
+          </w:tcPr>
+          <w:p>
+            <w:r>
+              <w:rPr>
+                <w:sz w:val="20"/>
+              </w:rPr>
+            </w:r>
+            <w:r>
+              <w:rPr>
+                <w:sz w:val="20"/>
+              </w:rPr>
+              <w:t>Na Avanade desde</w:t>
+            </w:r>
+          </w:p>
+        </w:tc>
+        <w:tc>
+          <w:tcPr>
+            <w:tcW w:type="dxa" w:w="3249"/>
+            <w:shd w:fill="F3F6FA" w:val="clear"/>
+          </w:tcPr>
+          <w:p>
+            <w:r>
+              <w:rPr>
+                <w:sz w:val="20"/>
+              </w:rPr>
+            </w:r>
+            <w:r>
+              <w:rPr>
+                <w:b/>
+                <w:sz w:val="20"/>
+              </w:rPr>
+              <w:t>Admissão RH: 01/04/2026</w:t>
+            </w:r>
+            <w:r>
+              <w:rPr>
+                <w:sz w:val="20"/>
+              </w:rPr>
+              <w:t xml:space="preserve"> (antes: Decola Tech ~jun/jul/2025 — trilha de entrada)</w:t>
+            </w:r>
+          </w:p>
+        </w:tc>
+        <w:tc>
+          <w:tcPr>
+            <w:tcW w:type="dxa" w:w="3249"/>
+            <w:shd w:fill="F3F6FA" w:val="clear"/>
+          </w:tcPr>
+          <w:p>
+            <w:r>
+              <w:rPr>
+                <w:sz w:val="20"/>
+              </w:rPr>
+            </w:r>
+            <w:r>
+              <w:rPr>
+                <w:sz w:val="20"/>
+              </w:rPr>
+              <w:t>2026-08-28</w:t>
+            </w:r>
+          </w:p>
+        </w:tc>
+      </w:tr>
+      <w:tr>
+        <w:tc>
+          <w:tcPr>
+            <w:tcW w:type="dxa" w:w="3249"/>
+          </w:tcPr>
+          <w:p>
+            <w:r>
+              <w:rPr>
+                <w:sz w:val="20"/>
+              </w:rPr>
+            </w:r>
+            <w:r>
+              <w:rPr>
+                <w:sz w:val="20"/>
+              </w:rPr>
+              <w:t>Formação</w:t>
+            </w:r>
+          </w:p>
+        </w:tc>
+        <w:tc>
+          <w:tcPr>
+            <w:tcW w:type="dxa" w:w="3249"/>
+          </w:tcPr>
+          <w:p>
+            <w:r>
+              <w:rPr>
+                <w:sz w:val="20"/>
+              </w:rPr>
+            </w:r>
+            <w:r>
+              <w:rPr>
+                <w:sz w:val="20"/>
+              </w:rPr>
+              <w:t xml:space="preserve">Faculdade </w:t>
+            </w:r>
+            <w:r>
+              <w:rPr>
+                <w:b/>
+                <w:sz w:val="20"/>
+              </w:rPr>
+              <w:t>presencial</w:t>
+            </w:r>
+            <w:r>
+              <w:rPr>
+                <w:sz w:val="20"/>
+              </w:rPr>
+              <w:t xml:space="preserve"> em andamento (tempo é o recurso escasso)</w:t>
+            </w:r>
+          </w:p>
+        </w:tc>
+        <w:tc>
+          <w:tcPr>
+            <w:tcW w:type="dxa" w:w="3249"/>
+          </w:tcPr>
+          <w:p>
+            <w:r>
+              <w:rPr>
+                <w:sz w:val="20"/>
+              </w:rPr>
+            </w:r>
+            <w:r>
+              <w:rPr>
+                <w:sz w:val="20"/>
+              </w:rPr>
+              <w:t>2026-07-28</w:t>
+            </w:r>
+          </w:p>
+        </w:tc>
+      </w:tr>
+      <w:tr>
+        <w:tc>
+          <w:tcPr>
+            <w:tcW w:type="dxa" w:w="3249"/>
+            <w:shd w:fill="F3F6FA" w:val="clear"/>
+          </w:tcPr>
+          <w:p>
+            <w:r>
+              <w:rPr>
+                <w:sz w:val="20"/>
+              </w:rPr>
+            </w:r>
+            <w:r>
+              <w:rPr>
+                <w:sz w:val="20"/>
+              </w:rPr>
+              <w:t>Inglês</w:t>
+            </w:r>
+          </w:p>
+        </w:tc>
+        <w:tc>
+          <w:tcPr>
+            <w:tcW w:type="dxa" w:w="3249"/>
+            <w:shd w:fill="F3F6FA" w:val="clear"/>
+          </w:tcPr>
+          <w:p>
+            <w:r>
+              <w:rPr>
+                <w:sz w:val="20"/>
+              </w:rPr>
+            </w:r>
+            <w:r>
+              <w:rPr>
+                <w:sz w:val="20"/>
+              </w:rPr>
+              <w:t xml:space="preserve">goFluent: evolução </w:t>
+            </w:r>
+            <w:r>
+              <w:rPr>
+                <w:b/>
+                <w:sz w:val="20"/>
+              </w:rPr>
+              <w:t>B2 → C1+</w:t>
+            </w:r>
+            <w:r>
+              <w:rPr>
+                <w:sz w:val="20"/>
+              </w:rPr>
+              <w:t xml:space="preserve"> desde a entrada</w:t>
+            </w:r>
+          </w:p>
+        </w:tc>
+        <w:tc>
+          <w:tcPr>
+            <w:tcW w:type="dxa" w:w="3249"/>
+            <w:shd w:fill="F3F6FA" w:val="clear"/>
+          </w:tcPr>
+          <w:p>
+            <w:r>
+              <w:rPr>
+                <w:sz w:val="20"/>
+              </w:rPr>
+            </w:r>
+            <w:r>
+              <w:rPr>
+                <w:sz w:val="20"/>
+              </w:rPr>
+              <w:t>2026-07-28</w:t>
+            </w:r>
+          </w:p>
+        </w:tc>
+      </w:tr>
+      <w:tr>
+        <w:tc>
+          <w:tcPr>
+            <w:tcW w:type="dxa" w:w="3249"/>
+          </w:tcPr>
+          <w:p>
+            <w:r>
+              <w:rPr>
+                <w:sz w:val="20"/>
+              </w:rPr>
+            </w:r>
+            <w:r>
+              <w:rPr>
+                <w:sz w:val="20"/>
+              </w:rPr>
+              <w:t>1:1 cadência</w:t>
+            </w:r>
+          </w:p>
+        </w:tc>
+        <w:tc>
+          <w:tcPr>
+            <w:tcW w:type="dxa" w:w="3249"/>
+          </w:tcPr>
+          <w:p>
+            <w:r>
+              <w:rPr>
+                <w:sz w:val="20"/>
+              </w:rPr>
+            </w:r>
+            <w:r>
+              <w:rPr>
+                <w:sz w:val="20"/>
+              </w:rPr>
+              <w:t>Mensal (combinado na call 1; com a Paula era ~2 meses)</w:t>
+            </w:r>
+          </w:p>
+        </w:tc>
+        <w:tc>
+          <w:tcPr>
+            <w:tcW w:type="dxa" w:w="3249"/>
+          </w:tcPr>
+          <w:p>
+            <w:r>
+              <w:rPr>
+                <w:sz w:val="20"/>
+              </w:rPr>
+            </w:r>
+            <w:r>
+              <w:rPr>
+                <w:sz w:val="20"/>
+              </w:rPr>
+              <w:t>2026-07-28</w:t>
+            </w:r>
+          </w:p>
+        </w:tc>
+      </w:tr>
+      <w:tr>
+        <w:tc>
+          <w:tcPr>
+            <w:tcW w:type="dxa" w:w="3249"/>
+            <w:shd w:fill="F3F6FA" w:val="clear"/>
+          </w:tcPr>
+          <w:p>
+            <w:r>
+              <w:rPr>
+                <w:sz w:val="20"/>
+              </w:rPr>
+            </w:r>
+            <w:r>
+              <w:rPr>
+                <w:sz w:val="20"/>
+              </w:rPr>
+              <w:t>Próxima 1:1</w:t>
+            </w:r>
+          </w:p>
+        </w:tc>
+        <w:tc>
+          <w:tcPr>
+            <w:tcW w:type="dxa" w:w="3249"/>
+            <w:shd w:fill="F3F6FA" w:val="clear"/>
+          </w:tcPr>
+          <w:p>
+            <w:r>
+              <w:rPr>
+                <w:sz w:val="20"/>
+              </w:rPr>
+            </w:r>
+            <w:r>
+              <w:rPr>
+                <w:b/>
+                <w:sz w:val="20"/>
+              </w:rPr>
+              <w:t>Agendar ~set/2026</w:t>
+            </w:r>
+            <w:r>
+              <w:rPr>
+                <w:sz w:val="20"/>
+              </w:rPr>
+              <w:t xml:space="preserve"> — quadro trimestre/semestre/ano na pauta</w:t>
+            </w:r>
+          </w:p>
+        </w:tc>
+        <w:tc>
+          <w:tcPr>
+            <w:tcW w:type="dxa" w:w="3249"/>
+            <w:shd w:fill="F3F6FA" w:val="clear"/>
+          </w:tcPr>
+          <w:p>
+            <w:r>
+              <w:rPr>
+                <w:sz w:val="20"/>
+              </w:rPr>
+            </w:r>
+            <w:r>
+              <w:rPr>
+                <w:sz w:val="20"/>
+              </w:rPr>
+              <w:t>2026-08-28</w:t>
+            </w:r>
+          </w:p>
+        </w:tc>
+      </w:tr>
+      <w:tr>
+        <w:tc>
+          <w:tcPr>
+            <w:tcW w:type="dxa" w:w="3249"/>
+          </w:tcPr>
+          <w:p>
+            <w:r>
+              <w:rPr>
+                <w:sz w:val="20"/>
+              </w:rPr>
+            </w:r>
+            <w:r>
+              <w:rPr>
+                <w:sz w:val="20"/>
+              </w:rPr>
+              <w:t>Certificações</w:t>
             </w:r>
           </w:p>
         </w:tc>
@@ -404,13 +1034,26 @@
                 <w:b/>
                 <w:sz w:val="20"/>
               </w:rPr>
-              <w:t>Jessica</w:t>
+              <w:t>AZ-900</w:t>
             </w:r>
             <w:r>
               <w:rPr>
                 <w:sz w:val="20"/>
               </w:rPr>
-              <w:t xml:space="preserve"> — revisor de feedback sugerido; mais próxima tecnicamente</w:t>
+              <w:t xml:space="preserve"> concluída; </w:t>
+            </w:r>
+            <w:r>
+              <w:rPr>
+                <w:b/>
+                <w:sz w:val="20"/>
+              </w:rPr>
+              <w:t>AI-900</w:t>
+            </w:r>
+            <w:r>
+              <w:rPr>
+                <w:sz w:val="20"/>
+              </w:rPr>
+              <w:t xml:space="preserve"> — confirmar cadastro no Workday</w:t>
             </w:r>
           </w:p>
         </w:tc>
@@ -449,7 +1092,7 @@
               <w:rPr>
                 <w:sz w:val="20"/>
               </w:rPr>
-              <w:t>People Lead</w:t>
+              <w:t>Workday ABCD (profissional)</w:t>
             </w:r>
           </w:p>
         </w:tc>
@@ -468,7 +1111,20 @@
               <w:rPr>
                 <w:sz w:val="20"/>
               </w:rPr>
-              <w:t>Jônatas (desde jul/2026; anterior: Paula)</w:t>
+              <w:t xml:space="preserve">Autorreflexão — prazo </w:t>
+            </w:r>
+            <w:r>
+              <w:rPr>
+                <w:b/>
+                <w:sz w:val="20"/>
+              </w:rPr>
+              <w:t>28/08</w:t>
+            </w:r>
+            <w:r>
+              <w:rPr>
+                <w:sz w:val="20"/>
+              </w:rPr>
+              <w:t>; confirmar submissão</w:t>
             </w:r>
           </w:p>
         </w:tc>
@@ -487,7 +1143,7 @@
               <w:rPr>
                 <w:sz w:val="20"/>
               </w:rPr>
-              <w:t>2026-07-28</w:t>
+              <w:t>2026-08-28</w:t>
             </w:r>
           </w:p>
         </w:tc>
@@ -507,391 +1163,7 @@
               <w:rPr>
                 <w:sz w:val="20"/>
               </w:rPr>
-              <w:t>CA anterior</w:t>
-            </w:r>
-          </w:p>
-        </w:tc>
-        <w:tc>
-          <w:tcPr>
-            <w:tcW w:type="dxa" w:w="3249"/>
-          </w:tcPr>
-          <w:p>
-            <w:r>
-              <w:rPr>
-                <w:sz w:val="20"/>
-              </w:rPr>
-            </w:r>
-            <w:r>
-              <w:rPr>
-                <w:sz w:val="20"/>
-              </w:rPr>
-              <w:t>Paula (chegou a ter 70 → 120 → 200 pessoas; 1:1 ~bimestral, mas planejamento de trimestre/semestre/ano)</w:t>
-            </w:r>
-          </w:p>
-        </w:tc>
-        <w:tc>
-          <w:tcPr>
-            <w:tcW w:type="dxa" w:w="3249"/>
-          </w:tcPr>
-          <w:p>
-            <w:r>
-              <w:rPr>
-                <w:sz w:val="20"/>
-              </w:rPr>
-            </w:r>
-            <w:r>
-              <w:rPr>
-                <w:sz w:val="20"/>
-              </w:rPr>
-              <w:t>2026-07-28</w:t>
-            </w:r>
-          </w:p>
-        </w:tc>
-      </w:tr>
-      <w:tr>
-        <w:tc>
-          <w:tcPr>
-            <w:tcW w:type="dxa" w:w="3249"/>
-            <w:shd w:fill="F3F6FA" w:val="clear"/>
-          </w:tcPr>
-          <w:p>
-            <w:r>
-              <w:rPr>
-                <w:sz w:val="20"/>
-              </w:rPr>
-            </w:r>
-            <w:r>
-              <w:rPr>
-                <w:sz w:val="20"/>
-              </w:rPr>
-              <w:t>Base</w:t>
-            </w:r>
-          </w:p>
-        </w:tc>
-        <w:tc>
-          <w:tcPr>
-            <w:tcW w:type="dxa" w:w="3249"/>
-            <w:shd w:fill="F3F6FA" w:val="clear"/>
-          </w:tcPr>
-          <w:p>
-            <w:r>
-              <w:rPr>
-                <w:sz w:val="20"/>
-              </w:rPr>
-            </w:r>
-            <w:r>
-              <w:rPr>
-                <w:sz w:val="20"/>
-              </w:rPr>
-              <w:t>Recife</w:t>
-            </w:r>
-          </w:p>
-        </w:tc>
-        <w:tc>
-          <w:tcPr>
-            <w:tcW w:type="dxa" w:w="3249"/>
-            <w:shd w:fill="F3F6FA" w:val="clear"/>
-          </w:tcPr>
-          <w:p>
-            <w:r>
-              <w:rPr>
-                <w:sz w:val="20"/>
-              </w:rPr>
-            </w:r>
-            <w:r>
-              <w:rPr>
-                <w:sz w:val="20"/>
-              </w:rPr>
-              <w:t>2026-07-28</w:t>
-            </w:r>
-          </w:p>
-        </w:tc>
-      </w:tr>
-      <w:tr>
-        <w:tc>
-          <w:tcPr>
-            <w:tcW w:type="dxa" w:w="3249"/>
-          </w:tcPr>
-          <w:p>
-            <w:r>
-              <w:rPr>
-                <w:sz w:val="20"/>
-              </w:rPr>
-            </w:r>
-            <w:r>
-              <w:rPr>
-                <w:sz w:val="20"/>
-              </w:rPr>
-              <w:t>Na Avanade desde</w:t>
-            </w:r>
-          </w:p>
-        </w:tc>
-        <w:tc>
-          <w:tcPr>
-            <w:tcW w:type="dxa" w:w="3249"/>
-          </w:tcPr>
-          <w:p>
-            <w:r>
-              <w:rPr>
-                <w:sz w:val="20"/>
-              </w:rPr>
-            </w:r>
-            <w:r>
-              <w:rPr>
-                <w:sz w:val="20"/>
-              </w:rPr>
-              <w:t xml:space="preserve">jun/jul 2025, via </w:t>
-            </w:r>
-            <w:r>
-              <w:rPr>
-                <w:b/>
-                <w:sz w:val="20"/>
-              </w:rPr>
-              <w:t>Decola Tech</w:t>
-            </w:r>
-            <w:r>
-              <w:rPr>
-                <w:sz w:val="20"/>
-              </w:rPr>
-              <w:t xml:space="preserve"> (entrada de estagiários)</w:t>
-            </w:r>
-          </w:p>
-        </w:tc>
-        <w:tc>
-          <w:tcPr>
-            <w:tcW w:type="dxa" w:w="3249"/>
-          </w:tcPr>
-          <w:p>
-            <w:r>
-              <w:rPr>
-                <w:sz w:val="20"/>
-              </w:rPr>
-            </w:r>
-            <w:r>
-              <w:rPr>
-                <w:sz w:val="20"/>
-              </w:rPr>
-              <w:t>2026-07-28</w:t>
-            </w:r>
-          </w:p>
-        </w:tc>
-      </w:tr>
-      <w:tr>
-        <w:tc>
-          <w:tcPr>
-            <w:tcW w:type="dxa" w:w="3249"/>
-            <w:shd w:fill="F3F6FA" w:val="clear"/>
-          </w:tcPr>
-          <w:p>
-            <w:r>
-              <w:rPr>
-                <w:sz w:val="20"/>
-              </w:rPr>
-            </w:r>
-            <w:r>
-              <w:rPr>
-                <w:sz w:val="20"/>
-              </w:rPr>
-              <w:t>Formação</w:t>
-            </w:r>
-          </w:p>
-        </w:tc>
-        <w:tc>
-          <w:tcPr>
-            <w:tcW w:type="dxa" w:w="3249"/>
-            <w:shd w:fill="F3F6FA" w:val="clear"/>
-          </w:tcPr>
-          <w:p>
-            <w:r>
-              <w:rPr>
-                <w:sz w:val="20"/>
-              </w:rPr>
-            </w:r>
-            <w:r>
-              <w:rPr>
-                <w:sz w:val="20"/>
-              </w:rPr>
-              <w:t xml:space="preserve">Faculdade </w:t>
-            </w:r>
-            <w:r>
-              <w:rPr>
-                <w:b/>
-                <w:sz w:val="20"/>
-              </w:rPr>
-              <w:t>presencial</w:t>
-            </w:r>
-            <w:r>
-              <w:rPr>
-                <w:sz w:val="20"/>
-              </w:rPr>
-              <w:t xml:space="preserve"> em andamento (tempo é o recurso escasso)</w:t>
-            </w:r>
-          </w:p>
-        </w:tc>
-        <w:tc>
-          <w:tcPr>
-            <w:tcW w:type="dxa" w:w="3249"/>
-            <w:shd w:fill="F3F6FA" w:val="clear"/>
-          </w:tcPr>
-          <w:p>
-            <w:r>
-              <w:rPr>
-                <w:sz w:val="20"/>
-              </w:rPr>
-            </w:r>
-            <w:r>
-              <w:rPr>
-                <w:sz w:val="20"/>
-              </w:rPr>
-              <w:t>2026-07-28</w:t>
-            </w:r>
-          </w:p>
-        </w:tc>
-      </w:tr>
-      <w:tr>
-        <w:tc>
-          <w:tcPr>
-            <w:tcW w:type="dxa" w:w="3249"/>
-          </w:tcPr>
-          <w:p>
-            <w:r>
-              <w:rPr>
-                <w:sz w:val="20"/>
-              </w:rPr>
-            </w:r>
-            <w:r>
-              <w:rPr>
-                <w:sz w:val="20"/>
-              </w:rPr>
-              <w:t>Inglês</w:t>
-            </w:r>
-          </w:p>
-        </w:tc>
-        <w:tc>
-          <w:tcPr>
-            <w:tcW w:type="dxa" w:w="3249"/>
-          </w:tcPr>
-          <w:p>
-            <w:r>
-              <w:rPr>
-                <w:sz w:val="20"/>
-              </w:rPr>
-            </w:r>
-            <w:r>
-              <w:rPr>
-                <w:sz w:val="20"/>
-              </w:rPr>
-              <w:t xml:space="preserve">goFluent: evolução </w:t>
-            </w:r>
-            <w:r>
-              <w:rPr>
-                <w:b/>
-                <w:sz w:val="20"/>
-              </w:rPr>
-              <w:t>B2 → C1+</w:t>
-            </w:r>
-            <w:r>
-              <w:rPr>
-                <w:sz w:val="20"/>
-              </w:rPr>
-              <w:t xml:space="preserve"> desde a entrada</w:t>
-            </w:r>
-          </w:p>
-        </w:tc>
-        <w:tc>
-          <w:tcPr>
-            <w:tcW w:type="dxa" w:w="3249"/>
-          </w:tcPr>
-          <w:p>
-            <w:r>
-              <w:rPr>
-                <w:sz w:val="20"/>
-              </w:rPr>
-            </w:r>
-            <w:r>
-              <w:rPr>
-                <w:sz w:val="20"/>
-              </w:rPr>
-              <w:t>2026-07-28</w:t>
-            </w:r>
-          </w:p>
-        </w:tc>
-      </w:tr>
-      <w:tr>
-        <w:tc>
-          <w:tcPr>
-            <w:tcW w:type="dxa" w:w="3249"/>
-            <w:shd w:fill="F3F6FA" w:val="clear"/>
-          </w:tcPr>
-          <w:p>
-            <w:r>
-              <w:rPr>
-                <w:sz w:val="20"/>
-              </w:rPr>
-            </w:r>
-            <w:r>
-              <w:rPr>
-                <w:sz w:val="20"/>
-              </w:rPr>
-              <w:t>1:1 cadência</w:t>
-            </w:r>
-          </w:p>
-        </w:tc>
-        <w:tc>
-          <w:tcPr>
-            <w:tcW w:type="dxa" w:w="3249"/>
-            <w:shd w:fill="F3F6FA" w:val="clear"/>
-          </w:tcPr>
-          <w:p>
-            <w:r>
-              <w:rPr>
-                <w:sz w:val="20"/>
-              </w:rPr>
-            </w:r>
-            <w:r>
-              <w:rPr>
-                <w:sz w:val="20"/>
-              </w:rPr>
-              <w:t>Mensal (combinado na call 1; com a Paula era ~2 meses)</w:t>
-            </w:r>
-          </w:p>
-        </w:tc>
-        <w:tc>
-          <w:tcPr>
-            <w:tcW w:type="dxa" w:w="3249"/>
-            <w:shd w:fill="F3F6FA" w:val="clear"/>
-          </w:tcPr>
-          <w:p>
-            <w:r>
-              <w:rPr>
-                <w:sz w:val="20"/>
-              </w:rPr>
-            </w:r>
-            <w:r>
-              <w:rPr>
-                <w:sz w:val="20"/>
-              </w:rPr>
-              <w:t>2026-07-28</w:t>
-            </w:r>
-          </w:p>
-        </w:tc>
-      </w:tr>
-      <w:tr>
-        <w:tc>
-          <w:tcPr>
-            <w:tcW w:type="dxa" w:w="3249"/>
-          </w:tcPr>
-          <w:p>
-            <w:r>
-              <w:rPr>
-                <w:sz w:val="20"/>
-              </w:rPr>
-            </w:r>
-            <w:r>
-              <w:rPr>
-                <w:sz w:val="20"/>
-              </w:rPr>
-              <w:t>Próxima 1:1</w:t>
+              <w:t>Input PL no Workday (ABCD Form)</w:t>
             </w:r>
           </w:p>
         </w:tc>
@@ -910,13 +1182,13 @@
                 <w:b/>
                 <w:sz w:val="20"/>
               </w:rPr>
-              <w:t>Agendar ~set/2026</w:t>
+              <w:t>Até 11/09/2026</w:t>
             </w:r>
             <w:r>
               <w:rPr>
                 <w:sz w:val="20"/>
               </w:rPr>
-              <w:t xml:space="preserve"> — quadro trimestre/semestre/ano na pauta</w:t>
+              <w:t xml:space="preserve"> → depois Talent Discussions</w:t>
             </w:r>
           </w:p>
         </w:tc>
@@ -955,46 +1227,7 @@
               <w:rPr>
                 <w:sz w:val="20"/>
               </w:rPr>
-              <w:t>Certificações</w:t>
-            </w:r>
-          </w:p>
-        </w:tc>
-        <w:tc>
-          <w:tcPr>
-            <w:tcW w:type="dxa" w:w="3249"/>
-            <w:shd w:fill="F3F6FA" w:val="clear"/>
-          </w:tcPr>
-          <w:p>
-            <w:r>
-              <w:rPr>
-                <w:sz w:val="20"/>
-              </w:rPr>
-            </w:r>
-            <w:r>
-              <w:rPr>
-                <w:b/>
-                <w:sz w:val="20"/>
-              </w:rPr>
-              <w:t>AZ-900</w:t>
-            </w:r>
-            <w:r>
-              <w:rPr>
-                <w:sz w:val="20"/>
-              </w:rPr>
-              <w:t xml:space="preserve"> concluída; </w:t>
-            </w:r>
-            <w:r>
-              <w:rPr>
-                <w:b/>
-                <w:sz w:val="20"/>
-              </w:rPr>
-              <w:t>AI-900</w:t>
-            </w:r>
-            <w:r>
-              <w:rPr>
-                <w:sz w:val="20"/>
-              </w:rPr>
-              <w:t xml:space="preserve"> — confirmar cadastro no Workday</w:t>
+              <w:t>HRBP (projeto)</w:t>
             </w:r>
           </w:p>
         </w:tc>
@@ -1013,51 +1246,14 @@
               <w:rPr>
                 <w:sz w:val="20"/>
               </w:rPr>
-              <w:t>2026-08-28</w:t>
-            </w:r>
-          </w:p>
-        </w:tc>
-      </w:tr>
-      <w:tr>
-        <w:tc>
-          <w:tcPr>
-            <w:tcW w:type="dxa" w:w="3249"/>
-          </w:tcPr>
-          <w:p>
-            <w:r>
-              <w:rPr>
-                <w:sz w:val="20"/>
-              </w:rPr>
-            </w:r>
-            <w:r>
-              <w:rPr>
-                <w:sz w:val="20"/>
-              </w:rPr>
-              <w:t>Workday ABCD (28/08)</w:t>
+              <w:t>Cristiane Gennari · Cezar Pontalti</w:t>
             </w:r>
           </w:p>
         </w:tc>
         <w:tc>
           <w:tcPr>
             <w:tcW w:type="dxa" w:w="3249"/>
-          </w:tcPr>
-          <w:p>
-            <w:r>
-              <w:rPr>
-                <w:sz w:val="20"/>
-              </w:rPr>
-            </w:r>
-            <w:r>
-              <w:rPr>
-                <w:sz w:val="20"/>
-              </w:rPr>
-              <w:t>Autorreflexão pendente na call #2; combinado concluir no dia</w:t>
-            </w:r>
-          </w:p>
-        </w:tc>
-        <w:tc>
-          <w:tcPr>
-            <w:tcW w:type="dxa" w:w="3249"/>
+            <w:shd w:fill="F3F6FA" w:val="clear"/>
           </w:tcPr>
           <w:p>
             <w:r>
@@ -1112,7 +1308,16 @@
     </w:p>
     <w:p>
       <w:r>
-        <w:t xml:space="preserve">Ana Karina é Associate recém-chegada (1 ano em jun/jul 2026), ainda na faculdade, com energia alta e projeto que ela gosta no </w:t>
+        <w:t>Ana Karina é Associate (</w:t>
+      </w:r>
+      <w:r>
+        <w:rPr>
+          <w:b/>
+        </w:rPr>
+        <w:t>~5 meses</w:t>
+      </w:r>
+      <w:r>
+        <w:t xml:space="preserve"> na admissão oficial 01/04/2026; ~8 meses ref. dez/2026), ainda na faculdade, com energia alta e projeto que ela gosta no </w:t>
       </w:r>
       <w:r>
         <w:rPr>
@@ -1578,7 +1783,7 @@
               <w:rPr>
                 <w:sz w:val="20"/>
               </w:rPr>
-              <w:t>Associate ~1 ano</w:t>
+              <w:t>Associate ~5 meses (adm. 01/04/2026)</w:t>
             </w:r>
           </w:p>
         </w:tc>
@@ -1777,7 +1982,24 @@
         <w:pStyle w:val="ListBullet"/>
       </w:pPr>
       <w:r>
-        <w:t>☐ E-mail do Rafael (gestor) e da Paula (CA anterior)</w:t>
+        <w:t>☐ E-mail da Paula (CA anterior)</w:t>
+      </w:r>
+    </w:p>
+    <w:p>
+      <w:pPr>
+        <w:pStyle w:val="ListBullet"/>
+      </w:pPr>
+      <w:r>
+        <w:t xml:space="preserve">☑ E-mail do gestor — </w:t>
+      </w:r>
+      <w:r>
+        <w:rPr>
+          <w:b/>
+        </w:rPr>
+        <w:t>Rafael Coloda</w:t>
+      </w:r>
+      <w:r>
+        <w:t xml:space="preserve"> (rafael.coloda@avanade.com) — confirmado RH 28/08</w:t>
       </w:r>
     </w:p>
     <w:p>

--- a/people-lead/word/ana/00-ficha.docx
+++ b/people-lead/word/ana/00-ficha.docx
@@ -1109,22 +1109,16 @@
             </w:r>
             <w:r>
               <w:rPr>
-                <w:sz w:val="20"/>
-              </w:rPr>
-              <w:t xml:space="preserve">Autorreflexão — prazo </w:t>
-            </w:r>
-            <w:r>
-              <w:rPr>
                 <w:b/>
                 <w:sz w:val="20"/>
               </w:rPr>
-              <w:t>28/08</w:t>
+              <w:t>Não submetida</w:t>
             </w:r>
             <w:r>
               <w:rPr>
                 <w:sz w:val="20"/>
               </w:rPr>
-              <w:t>; confirmar submissão</w:t>
+              <w:t xml:space="preserve"> — Ana ainda não enviou ao PL (prazo 28/08)</w:t>
             </w:r>
           </w:p>
         </w:tc>
@@ -1281,7 +1275,7 @@
           <w:i/>
           <w:color w:val="444444"/>
         </w:rPr>
-        <w:t xml:space="preserve">Correção 24/08: cliente oficial é </w:t>
+        <w:t xml:space="preserve">Cliente oficial: </w:t>
       </w:r>
       <w:r>
         <w:rPr>
@@ -1295,7 +1289,7 @@
           <w:i/>
           <w:color w:val="444444"/>
         </w:rPr>
-        <w:t>. Não confundir com Andressa Silva (MAPFRE).</w:t>
+        <w:t xml:space="preserve"> — app nativo Kotlin/Android.</w:t>
       </w:r>
     </w:p>
     <w:p>
@@ -1317,7 +1311,7 @@
         <w:t>~5 meses</w:t>
       </w:r>
       <w:r>
-        <w:t xml:space="preserve"> na admissão oficial 01/04/2026; ~8 meses ref. dez/2026), ainda na faculdade, com energia alta e projeto que ela gosta no </w:t>
+        <w:t xml:space="preserve"> na admissão oficial 01/04/2026), ainda na faculdade, com energia alta e projeto que ela gosta no </w:t>
       </w:r>
       <w:r>
         <w:rPr>
@@ -1326,21 +1320,12 @@
         <w:t>Bradesco</w:t>
       </w:r>
       <w:r>
-        <w:t xml:space="preserve">. O crescimento dela está </w:t>
-      </w:r>
-      <w:r>
-        <w:rPr>
-          <w:b/>
-        </w:rPr>
-        <w:t>colado no cliente</w:t>
-      </w:r>
-      <w:r>
-        <w:t>: app novo, linguagem nova, Copilot, agentes, acessibilidade, custo de token. Isso é exatamente o que a CALL da prática pediu (Copilot skill, IA no dia a dia, case que agrega além do contrato).</w:t>
+        <w:t>.</w:t>
       </w:r>
     </w:p>
     <w:p>
       <w:r>
-        <w:t xml:space="preserve">O risco dela é o oposto do da Andressa Silva: </w:t>
+        <w:t xml:space="preserve">O risco principal dela: </w:t>
       </w:r>
       <w:r>
         <w:rPr>
@@ -1350,6 +1335,26 @@
       </w:r>
       <w:r>
         <w:t>. Sete prioridades diluem o ciclo. Inglês C1+ já é vitória — não pode continuar como prioridade de crescimento. Swift é aposta de FY27. Certificação de IA ela mesma adiou, com razão, por causa da faculdade e do cliente.</w:t>
+      </w:r>
+    </w:p>
+    <w:p>
+      <w:r>
+        <w:rPr>
+          <w:b/>
+        </w:rPr>
+        <w:t>Autorreflexão ABCD:</w:t>
+      </w:r>
+      <w:r>
+        <w:t xml:space="preserve"> até 28/08 </w:t>
+      </w:r>
+      <w:r>
+        <w:rPr>
+          <w:b/>
+        </w:rPr>
+        <w:t>não recebida</w:t>
+      </w:r>
+      <w:r>
+        <w:t xml:space="preserve"> pelo People Lead — cobrar envio/submissão no Workday.</w:t>
       </w:r>
     </w:p>
     <w:p>
@@ -2024,7 +2029,16 @@
         <w:pStyle w:val="ListBullet"/>
       </w:pPr>
       <w:r>
-        <w:t>☐ Workday ABCD — confirmar se submeteu em 28/08</w:t>
+        <w:t xml:space="preserve">☐ Workday ABCD — </w:t>
+      </w:r>
+      <w:r>
+        <w:rPr>
+          <w:b/>
+        </w:rPr>
+        <w:t>não submetida / não enviada ao PL</w:t>
+      </w:r>
+      <w:r>
+        <w:t xml:space="preserve"> (cobrar Ana)</w:t>
       </w:r>
     </w:p>
     <w:p>

--- a/people-lead/word/ana/00-ficha.docx
+++ b/people-lead/word/ana/00-ficha.docx
@@ -26,6 +26,32 @@
       </w:r>
     </w:p>
     <w:p/>
+    <w:p>
+      <w:pPr>
+        <w:ind w:left="425"/>
+      </w:pPr>
+      <w:r>
+        <w:rPr>
+          <w:b/>
+          <w:color w:val="444444"/>
+        </w:rPr>
+        <w:t>Uso interno People Lead</w:t>
+      </w:r>
+      <w:r>
+        <w:rPr>
+          <w:i/>
+          <w:color w:val="444444"/>
+        </w:rPr>
+        <w:t xml:space="preserve"> — histórico de acompanhamento. </w:t>
+      </w:r>
+      <w:r>
+        <w:rPr>
+          <w:b/>
+          <w:color w:val="444444"/>
+        </w:rPr>
+        <w:t>Não enviado à Ana.</w:t>
+      </w:r>
+    </w:p>
     <w:p>
       <w:r>
         <w:t>Atualizar o topo desta ficha sempre que mudar alocação, cargo ou sinal de risco.</w:t>
